--- a/отчет о лабораторной работе №1.docx
+++ b/отчет о лабораторной работе №1.docx
@@ -62,15 +62,7 @@
         <w:t xml:space="preserve"> в аграрной сфере предназначены для </w:t>
       </w:r>
       <w:r>
-        <w:t xml:space="preserve">автоматизации технологических процессов. БПЛА-опрыскиватели предназначены для точного распыления различных средств от </w:t>
-      </w:r>
-      <w:proofErr w:type="gramStart"/>
-      <w:r>
-        <w:t>вредителей(</w:t>
-      </w:r>
-      <w:proofErr w:type="gramEnd"/>
-      <w:r>
-        <w:t>пестициды, гербициды, фунгициды,</w:t>
+        <w:t>автоматизации технологических процессов. БПЛА-опрыскиватели предназначены для точного распыления различных средств от вредителей(пестициды, гербициды, фунгициды,</w:t>
       </w:r>
       <w:r>
         <w:t xml:space="preserve"> </w:t>
@@ -119,15 +111,7 @@
         </w:numPr>
       </w:pPr>
       <w:r>
-        <w:t xml:space="preserve">Частое пополнение баллонов с рабочей </w:t>
-      </w:r>
-      <w:proofErr w:type="gramStart"/>
-      <w:r>
-        <w:t>жидкостью(</w:t>
-      </w:r>
-      <w:proofErr w:type="gramEnd"/>
-      <w:r>
-        <w:t>2 – 10 минут в зависимости от модели)</w:t>
+        <w:t>Частое пополнение баллонов с рабочей жидкостью(2 – 10 минут в зависимости от модели)</w:t>
       </w:r>
     </w:p>
     <w:p>
@@ -139,15 +123,7 @@
         </w:numPr>
       </w:pPr>
       <w:r>
-        <w:t xml:space="preserve">Смена разряженных аккумуляторов на охлажденный и </w:t>
-      </w:r>
-      <w:proofErr w:type="gramStart"/>
-      <w:r>
-        <w:t>заряженный(</w:t>
-      </w:r>
-      <w:proofErr w:type="gramEnd"/>
-      <w:r>
-        <w:t>время работы 10-20 минут)</w:t>
+        <w:t>Смена разряженных аккумуляторов на охлажденный и заряженный(время работы 10-20 минут)</w:t>
       </w:r>
     </w:p>
     <w:p>
@@ -405,16 +381,11 @@
         <w:lastRenderedPageBreak/>
         <w:t xml:space="preserve">Отсутствует единый учет состояния </w:t>
       </w:r>
-      <w:proofErr w:type="gramStart"/>
       <w:r>
         <w:t>БПЛА</w:t>
       </w:r>
       <w:r>
-        <w:t>(</w:t>
-      </w:r>
-      <w:proofErr w:type="gramEnd"/>
-      <w:r>
-        <w:t>заряд аккумулятора, наполненность баков, состояние разбрызгивателей)</w:t>
+        <w:t>(заряд аккумулятора, наполненность баков, состояние разбрызгивателей)</w:t>
       </w:r>
     </w:p>
     <w:p>
@@ -746,16 +717,7 @@
         </w:numPr>
       </w:pPr>
       <w:r>
-        <w:t xml:space="preserve">Данные </w:t>
-      </w:r>
-      <w:r>
-        <w:t>заряд</w:t>
-      </w:r>
-      <w:r>
-        <w:t>а</w:t>
-      </w:r>
-      <w:r>
-        <w:t xml:space="preserve"> батареи</w:t>
+        <w:t>Данные заряда батареи</w:t>
       </w:r>
     </w:p>
     <w:p>
@@ -767,16 +729,7 @@
         </w:numPr>
       </w:pPr>
       <w:r>
-        <w:t xml:space="preserve">Данные об </w:t>
-      </w:r>
-      <w:r>
-        <w:t>остат</w:t>
-      </w:r>
-      <w:r>
-        <w:t>ке</w:t>
-      </w:r>
-      <w:r>
-        <w:t xml:space="preserve"> препарата в баке</w:t>
+        <w:t>Данные об остатке препарата в баке</w:t>
       </w:r>
     </w:p>
     <w:p>
@@ -788,10 +741,7 @@
         </w:numPr>
       </w:pPr>
       <w:r>
-        <w:t>С</w:t>
-      </w:r>
-      <w:r>
-        <w:t>татус задания: «получено», «выполняется», «завершено», «ошибка»</w:t>
+        <w:t>Статус задания: «получено», «выполняется», «завершено», «ошибка»</w:t>
       </w:r>
     </w:p>
     <w:p>
@@ -803,31 +753,7 @@
         </w:numPr>
       </w:pPr>
       <w:r>
-        <w:t>Данные о п</w:t>
-      </w:r>
-      <w:r>
-        <w:t>ройденн</w:t>
-      </w:r>
-      <w:r>
-        <w:t>ом</w:t>
-      </w:r>
-      <w:r>
-        <w:t xml:space="preserve"> маршрут</w:t>
-      </w:r>
-      <w:r>
-        <w:t>е</w:t>
-      </w:r>
-      <w:r>
-        <w:t xml:space="preserve"> и обработанн</w:t>
-      </w:r>
-      <w:r>
-        <w:t>ой</w:t>
-      </w:r>
-      <w:r>
-        <w:t xml:space="preserve"> площад</w:t>
-      </w:r>
-      <w:r>
-        <w:t>и</w:t>
+        <w:t>Данные о пройденном маршруте и обработанной площади</w:t>
       </w:r>
     </w:p>
     <w:p>
@@ -839,21 +765,7 @@
         </w:numPr>
       </w:pPr>
       <w:r>
-        <w:t>А</w:t>
-      </w:r>
-      <w:r>
-        <w:t xml:space="preserve">варийные </w:t>
-      </w:r>
-      <w:proofErr w:type="gramStart"/>
-      <w:r>
-        <w:t>сообщения</w:t>
-      </w:r>
-      <w:r>
-        <w:t>(</w:t>
-      </w:r>
-      <w:proofErr w:type="gramEnd"/>
-      <w:r>
-        <w:t>выход из строя любого бортового оборудования)</w:t>
+        <w:t>Аварийные сообщения(выход из строя любого бортового оборудования)</w:t>
       </w:r>
     </w:p>
     <w:p>
@@ -988,6 +900,18 @@
       </w:pPr>
       <w:r>
         <w:t>Отображение хода выполнения задачи</w:t>
+      </w:r>
+    </w:p>
+    <w:p>
+      <w:pPr>
+        <w:pStyle w:val="a3"/>
+        <w:numPr>
+          <w:ilvl w:val="0"/>
+          <w:numId w:val="10"/>
+        </w:numPr>
+      </w:pPr>
+      <w:r>
+        <w:t>Формирование отчета о выполнении задачи</w:t>
       </w:r>
     </w:p>
     <w:p>
